--- a/data/revised_2026-10_full/tracked/v2/Biology/SS1.2_Chemicals_of_Life/Biology_Chemicals_of_Life_FinalExplanation_TeacherKey_TRACKED.docx
+++ b/data/revised_2026-10_full/tracked/v2/Biology/SS1.2_Chemicals_of_Life/Biology_Chemicals_of_Life_FinalExplanation_TeacherKey_TRACKED.docx
@@ -1092,7 +1092,7 @@
               </w:rPr>
               <w:t xml:space="preserve">(a) The meal contains carbohydrates, proteins, lipids (fat from cooking oil), vitamins (A and C in sukuma wiki), water and mineral salts (iron and calcium in sukuma wiki). Carbohydrates, proteins, lipids and vitamins are organic because they contain carbon bonded to hydrogen. Water and mineral salts are inorganic because they do not. All these chemicals are made from a small set of elements such as C, H, O, N, P, S, Ca, Fe, Mg, Na and K. (b) Ugali has about 70 g carbohydrate, mostly starch from maize. Beans have about </w:t>
             </w:r>
-            <w:del w:id="9001" w:author="Claude (AI) - proposed" w:date="2026-10-15T02:49:22Z">
+            <w:del w:id="9001" w:author="Claude (AI) - proposed" w:date="2026-10-18T00:25:37Z">
               <w:r>
                 <w:rPr>
                   <w:rFonts w:ascii="Arial" w:cs="Arial" w:eastAsia="Arial" w:hAnsi="Arial"/>
@@ -1107,7 +1107,7 @@
                 <w:delText xml:space="preserve">20</w:delText>
               </w:r>
             </w:del>
-            <w:ins w:id="9002" w:author="Claude (AI) - proposed" w:date="2026-10-15T02:49:22Z">
+            <w:ins w:id="9002" w:author="Claude (AI) - proposed" w:date="2026-10-18T00:25:37Z">
               <w:r>
                 <w:rPr>
                   <w:rFonts w:ascii="Arial" w:cs="Arial" w:eastAsia="Arial" w:hAnsi="Arial"/>
@@ -1135,7 +1135,7 @@
               </w:rPr>
               <w:t xml:space="preserve"> g protein and </w:t>
             </w:r>
-            <w:del w:id="9003" w:author="Claude (AI) - proposed" w:date="2026-10-15T02:49:22Z">
+            <w:del w:id="9003" w:author="Claude (AI) - proposed" w:date="2026-10-18T00:25:37Z">
               <w:r>
                 <w:rPr>
                   <w:rFonts w:ascii="Arial" w:cs="Arial" w:eastAsia="Arial" w:hAnsi="Arial"/>
@@ -1150,7 +1150,7 @@
                 <w:delText xml:space="preserve">15</w:delText>
               </w:r>
             </w:del>
-            <w:ins w:id="9004" w:author="Claude (AI) - proposed" w:date="2026-10-15T02:49:22Z">
+            <w:ins w:id="9004" w:author="Claude (AI) - proposed" w:date="2026-10-18T00:25:37Z">
               <w:r>
                 <w:rPr>
                   <w:rFonts w:ascii="Arial" w:cs="Arial" w:eastAsia="Arial" w:hAnsi="Arial"/>
@@ -1438,7 +1438,7 @@
               </w:rPr>
               <w:t xml:space="preserve">(a) 2 cm3 of 1% starch solution was mixed with 1 cm3 of saliva in a test tube kept at about 37 degrees C in a warm water bath. Iodine was used to test samples at 0, 5 and 10 minutes, and Benedict's test was done on the 10 minute sample. The control used boiled saliva or water. (b) Iodine was blue-black at 0 min, brown-black at 5 min and yellow-brown at 10 min, so no starch was left. Benedict's at 10 min was </w:t>
             </w:r>
-            <w:del w:id="9005" w:author="Claude (AI) - proposed" w:date="2026-10-15T02:49:22Z">
+            <w:del w:id="9005" w:author="Claude (AI) - proposed" w:date="2026-10-18T00:25:37Z">
               <w:r>
                 <w:rPr>
                   <w:rFonts w:ascii="Arial" w:cs="Arial" w:eastAsia="Arial" w:hAnsi="Arial"/>
@@ -1453,7 +1453,7 @@
                 <w:delText xml:space="preserve">brick-red</w:delText>
               </w:r>
             </w:del>
-            <w:ins w:id="9006" w:author="Claude (AI) - proposed" w:date="2026-10-15T02:49:22Z">
+            <w:ins w:id="9006" w:author="Claude (AI) - proposed" w:date="2026-10-18T00:25:37Z">
               <w:r>
                 <w:rPr>
                   <w:rFonts w:ascii="Arial" w:cs="Arial" w:eastAsia="Arial" w:hAnsi="Arial"/>
@@ -1481,7 +1481,7 @@
               </w:rPr>
               <w:t xml:space="preserve">, so reducing sugar was present. The control stayed blue-black at 10 min. (c) Saliva contains amylase, an enzyme. Enzymes are biological catalysts and are proteins. Amylase digests starch (large and insoluble) to maltose, which is then broken to glucose, both small and soluble. This is digestion. Starch disappeared and reducing sugar appeared only where active amylase was present. (d) Enzymes work best at about 37 degrees C in the body. Boiling denatures amylase, which is why the boiled-saliva control stayed blue-black. At 0 degrees C the enzyme is inactive. (e) Water and mineral salts are inorganic chemicals that support digestion; water provides the medium in which the chemicals dissolve and react.</w:t>
             </w:r>
-            <w:ins w:id="9007" w:author="Claude (AI) - proposed" w:date="2026-10-15T02:49:22Z">
+            <w:ins w:id="9007" w:author="Claude (AI) - proposed" w:date="2026-10-18T00:25:37Z">
               <w:r>
                 <w:rPr>
                   <w:rFonts w:ascii="Arial" w:cs="Arial" w:eastAsia="Arial" w:hAnsi="Arial"/>
@@ -1626,7 +1626,7 @@
               </w:rPr>
               <w:t xml:space="preserve">(a) The rise is 8.0 - 4.5 = 3.5 mmol/L in 60 minutes. This is 3.5 / 4.5, about 78% above the starting level. (b) The starch in the ugali (and smaller amounts of other carbohydrates) is digested by enzymes such as amylase into glucose. The glucose is then absorbed into the blood. As more glucose moves into the blood than leaves it, the blood glucose concentration climbs from 4.5 mmol/L, through 5.5 at 15 min and 7.0 at 30 min, to the peak of 8.0 mmol/L at 60 minutes. (c) The meal had about 70 g of carbohydrate in the ugali (plus about </w:t>
             </w:r>
-            <w:del w:id="9008" w:author="Claude (AI) - proposed" w:date="2026-10-15T02:49:22Z">
+            <w:del w:id="9008" w:author="Claude (AI) - proposed" w:date="2026-10-18T00:25:37Z">
               <w:r>
                 <w:rPr>
                   <w:rFonts w:ascii="Arial" w:cs="Arial" w:eastAsia="Arial" w:hAnsi="Arial"/>
@@ -1641,7 +1641,7 @@
                 <w:delText xml:space="preserve">15</w:delText>
               </w:r>
             </w:del>
-            <w:ins w:id="9009" w:author="Claude (AI) - proposed" w:date="2026-10-15T02:49:22Z">
+            <w:ins w:id="9009" w:author="Claude (AI) - proposed" w:date="2026-10-18T00:25:37Z">
               <w:r>
                 <w:rPr>
                   <w:rFonts w:ascii="Arial" w:cs="Arial" w:eastAsia="Arial" w:hAnsi="Arial"/>
@@ -1669,7 +1669,7 @@
               </w:rPr>
               <w:t xml:space="preserve"> g in the beans), compared with about </w:t>
             </w:r>
-            <w:del w:id="9010" w:author="Claude (AI) - proposed" w:date="2026-10-15T02:49:22Z">
+            <w:del w:id="9010" w:author="Claude (AI) - proposed" w:date="2026-10-18T00:25:37Z">
               <w:r>
                 <w:rPr>
                   <w:rFonts w:ascii="Arial" w:cs="Arial" w:eastAsia="Arial" w:hAnsi="Arial"/>
@@ -1684,7 +1684,7 @@
                 <w:delText xml:space="preserve">20</w:delText>
               </w:r>
             </w:del>
-            <w:ins w:id="9011" w:author="Claude (AI) - proposed" w:date="2026-10-15T02:49:22Z">
+            <w:ins w:id="9011" w:author="Claude (AI) - proposed" w:date="2026-10-18T00:25:37Z">
               <w:r>
                 <w:rPr>
                   <w:rFonts w:ascii="Arial" w:cs="Arial" w:eastAsia="Arial" w:hAnsi="Arial"/>
@@ -2075,7 +2075,7 @@
               </w:rPr>
               <w:t xml:space="preserve">Chemicals of life (composition</w:t>
             </w:r>
-            <w:del w:id="9012" w:author="Claude (AI) - proposed" w:date="2026-10-15T02:49:22Z">
+            <w:del w:id="9012" w:author="Claude (AI) - proposed" w:date="2026-10-18T00:25:37Z">
               <w:r>
                 <w:rPr>
                   <w:rFonts w:ascii="Arial" w:cs="Arial" w:eastAsia="Arial" w:hAnsi="Arial"/>
@@ -2090,7 +2090,7 @@
                 <w:delText xml:space="preserve"> and classification</w:delText>
               </w:r>
             </w:del>
-            <w:ins w:id="9013" w:author="Claude (AI) - proposed" w:date="2026-10-15T02:49:22Z">
+            <w:ins w:id="9013" w:author="Claude (AI) - proposed" w:date="2026-10-18T00:25:37Z">
               <w:r>
                 <w:rPr>
                   <w:rFonts w:ascii="Arial" w:cs="Arial" w:eastAsia="Arial" w:hAnsi="Arial"/>
@@ -2138,7 +2138,7 @@
               <w:spacing w:after="40" w:before="0"/>
               <w:jc w:val="left"/>
             </w:pPr>
-            <w:ins w:id="9014" w:author="Claude (AI) - proposed" w:date="2026-10-15T02:49:22Z">
+            <w:ins w:id="9014" w:author="Claude (AI) - proposed" w:date="2026-10-18T00:25:37Z">
               <w:r>
                 <w:rPr>
                   <w:rFonts w:ascii="Arial" w:cs="Arial" w:eastAsia="Arial" w:hAnsi="Arial"/>
@@ -2166,7 +2166,7 @@
               </w:rPr>
               <w:t xml:space="preserve">Correctly names all the food chemical groups, classifies them as organic or inorganic using the carbon-bonded-to-hydrogen rule, names the building blocks</w:t>
             </w:r>
-            <w:del w:id="9015" w:author="Claude (AI) - proposed" w:date="2026-10-15T02:49:22Z">
+            <w:del w:id="9015" w:author="Claude (AI) - proposed" w:date="2026-10-18T00:25:37Z">
               <w:r>
                 <w:rPr>
                   <w:rFonts w:ascii="Arial" w:cs="Arial" w:eastAsia="Arial" w:hAnsi="Arial"/>
@@ -2181,7 +2181,7 @@
                 <w:delText xml:space="preserve"> and</w:delText>
               </w:r>
             </w:del>
-            <w:ins w:id="9016" w:author="Claude (AI) - proposed" w:date="2026-10-15T02:49:22Z">
+            <w:ins w:id="9016" w:author="Claude (AI) - proposed" w:date="2026-10-18T00:25:37Z">
               <w:r>
                 <w:rPr>
                   <w:rFonts w:ascii="Arial" w:cs="Arial" w:eastAsia="Arial" w:hAnsi="Arial"/>
@@ -2209,7 +2209,7 @@
               </w:rPr>
               <w:t xml:space="preserve"> links them to the meal amounts</w:t>
             </w:r>
-            <w:ins w:id="9017" w:author="Claude (AI) - proposed" w:date="2026-10-15T02:49:22Z">
+            <w:ins w:id="9017" w:author="Claude (AI) - proposed" w:date="2026-10-18T00:25:37Z">
               <w:r>
                 <w:rPr>
                   <w:rFonts w:ascii="Arial" w:cs="Arial" w:eastAsia="Arial" w:hAnsi="Arial"/>
@@ -2257,7 +2257,7 @@
               <w:spacing w:after="40" w:before="0"/>
               <w:jc w:val="left"/>
             </w:pPr>
-            <w:ins w:id="9018" w:author="Claude (AI) - proposed" w:date="2026-10-15T02:49:22Z">
+            <w:ins w:id="9018" w:author="Claude (AI) - proposed" w:date="2026-10-18T00:25:37Z">
               <w:r>
                 <w:rPr>
                   <w:rFonts w:ascii="Arial" w:cs="Arial" w:eastAsia="Arial" w:hAnsi="Arial"/>
@@ -2285,7 +2285,7 @@
               </w:rPr>
               <w:t xml:space="preserve">Names most chemical groups and classifies them correctly, with some building blocks</w:t>
             </w:r>
-            <w:ins w:id="9019" w:author="Claude (AI) - proposed" w:date="2026-10-15T02:49:22Z">
+            <w:ins w:id="9019" w:author="Claude (AI) - proposed" w:date="2026-10-18T00:25:37Z">
               <w:r>
                 <w:rPr>
                   <w:rFonts w:ascii="Arial" w:cs="Arial" w:eastAsia="Arial" w:hAnsi="Arial"/>
@@ -2333,7 +2333,7 @@
               <w:spacing w:after="40" w:before="0"/>
               <w:jc w:val="left"/>
             </w:pPr>
-            <w:ins w:id="9020" w:author="Claude (AI) - proposed" w:date="2026-10-15T02:49:22Z">
+            <w:ins w:id="9020" w:author="Claude (AI) - proposed" w:date="2026-10-18T00:25:37Z">
               <w:r>
                 <w:rPr>
                   <w:rFonts w:ascii="Arial" w:cs="Arial" w:eastAsia="Arial" w:hAnsi="Arial"/>
@@ -2416,7 +2416,7 @@
               <w:spacing w:after="40" w:before="0"/>
               <w:jc w:val="left"/>
             </w:pPr>
-            <w:ins w:id="9021" w:author="Claude (AI) - proposed" w:date="2026-10-15T02:49:22Z">
+            <w:ins w:id="9021" w:author="Claude (AI) - proposed" w:date="2026-10-18T00:25:37Z">
               <w:r>
                 <w:rPr>
                   <w:rFonts w:ascii="Arial" w:cs="Arial" w:eastAsia="Arial" w:hAnsi="Arial"/>
@@ -2464,7 +2464,7 @@
               <w:spacing w:after="40" w:before="0"/>
               <w:jc w:val="left"/>
             </w:pPr>
-            <w:ins w:id="9022" w:author="Claude (AI) - proposed" w:date="2026-10-15T02:49:22Z">
+            <w:ins w:id="9022" w:author="Claude (AI) - proposed" w:date="2026-10-18T00:25:37Z">
               <w:r>
                 <w:rPr>
                   <w:rFonts w:ascii="Arial" w:cs="Arial" w:eastAsia="Arial" w:hAnsi="Arial"/>
@@ -2512,7 +2512,7 @@
               <w:spacing w:after="40" w:before="0"/>
               <w:jc w:val="left"/>
             </w:pPr>
-            <w:ins w:id="9023" w:author="Claude (AI) - proposed" w:date="2026-10-15T02:49:22Z">
+            <w:ins w:id="9023" w:author="Claude (AI) - proposed" w:date="2026-10-18T00:25:37Z">
               <w:r>
                 <w:rPr>
                   <w:rFonts w:ascii="Arial" w:cs="Arial" w:eastAsia="Arial" w:hAnsi="Arial"/>
@@ -2540,7 +2540,7 @@
               </w:rPr>
               <w:t xml:space="preserve">Uses little evidence, or</w:t>
             </w:r>
-            <w:ins w:id="9024" w:author="Claude (AI) - proposed" w:date="2026-10-15T02:49:22Z">
+            <w:ins w:id="9024" w:author="Claude (AI) - proposed" w:date="2026-10-18T00:25:37Z">
               <w:r>
                 <w:rPr>
                   <w:rFonts w:ascii="Arial" w:cs="Arial" w:eastAsia="Arial" w:hAnsi="Arial"/>
@@ -2623,7 +2623,7 @@
               <w:spacing w:after="40" w:before="0"/>
               <w:jc w:val="left"/>
             </w:pPr>
-            <w:ins w:id="9025" w:author="Claude (AI) - proposed" w:date="2026-10-15T02:49:22Z">
+            <w:ins w:id="9025" w:author="Claude (AI) - proposed" w:date="2026-10-18T00:25:37Z">
               <w:r>
                 <w:rPr>
                   <w:rFonts w:ascii="Arial" w:cs="Arial" w:eastAsia="Arial" w:hAnsi="Arial"/>
@@ -2651,7 +2651,7 @@
               </w:rPr>
               <w:t xml:space="preserve">Explains amylase as a protein catalyst digesting starch to maltose then glucose, uses the saliva results and the boiled-saliva control, </w:t>
             </w:r>
-            <w:del w:id="9026" w:author="Claude (AI) - proposed" w:date="2026-10-15T02:49:22Z">
+            <w:del w:id="9026" w:author="Claude (AI) - proposed" w:date="2026-10-18T00:25:37Z">
               <w:r>
                 <w:rPr>
                   <w:rFonts w:ascii="Arial" w:cs="Arial" w:eastAsia="Arial" w:hAnsi="Arial"/>
@@ -2679,7 +2679,7 @@
               </w:rPr>
               <w:t xml:space="preserve">explains the effect of temperature (37 degrees C, denaturation, inactive at 0 degrees C)</w:t>
             </w:r>
-            <w:ins w:id="9027" w:author="Claude (AI) - proposed" w:date="2026-10-15T02:49:22Z">
+            <w:ins w:id="9027" w:author="Claude (AI) - proposed" w:date="2026-10-18T00:25:37Z">
               <w:r>
                 <w:rPr>
                   <w:rFonts w:ascii="Arial" w:cs="Arial" w:eastAsia="Arial" w:hAnsi="Arial"/>
@@ -2727,7 +2727,7 @@
               <w:spacing w:after="40" w:before="0"/>
               <w:jc w:val="left"/>
             </w:pPr>
-            <w:ins w:id="9028" w:author="Claude (AI) - proposed" w:date="2026-10-15T02:49:22Z">
+            <w:ins w:id="9028" w:author="Claude (AI) - proposed" w:date="2026-10-18T00:25:37Z">
               <w:r>
                 <w:rPr>
                   <w:rFonts w:ascii="Arial" w:cs="Arial" w:eastAsia="Arial" w:hAnsi="Arial"/>
@@ -2755,7 +2755,7 @@
               </w:rPr>
               <w:t xml:space="preserve">Explains the role of amylase and the main results, with incomplete reasoning about temperature</w:t>
             </w:r>
-            <w:del w:id="9029" w:author="Claude (AI) - proposed" w:date="2026-10-15T02:49:22Z">
+            <w:del w:id="9029" w:author="Claude (AI) - proposed" w:date="2026-10-18T00:25:37Z">
               <w:r>
                 <w:rPr>
                   <w:rFonts w:ascii="Arial" w:cs="Arial" w:eastAsia="Arial" w:hAnsi="Arial"/>
@@ -2770,7 +2770,7 @@
                 <w:delText xml:space="preserve"> or the control</w:delText>
               </w:r>
             </w:del>
-            <w:ins w:id="9030" w:author="Claude (AI) - proposed" w:date="2026-10-15T02:49:22Z">
+            <w:ins w:id="9030" w:author="Claude (AI) - proposed" w:date="2026-10-18T00:25:37Z">
               <w:r>
                 <w:rPr>
                   <w:rFonts w:ascii="Arial" w:cs="Arial" w:eastAsia="Arial" w:hAnsi="Arial"/>
@@ -2818,7 +2818,7 @@
               <w:spacing w:after="40" w:before="0"/>
               <w:jc w:val="left"/>
             </w:pPr>
-            <w:ins w:id="9031" w:author="Claude (AI) - proposed" w:date="2026-10-15T02:49:22Z">
+            <w:ins w:id="9031" w:author="Claude (AI) - proposed" w:date="2026-10-18T00:25:37Z">
               <w:r>
                 <w:rPr>
                   <w:rFonts w:ascii="Arial" w:cs="Arial" w:eastAsia="Arial" w:hAnsi="Arial"/>
@@ -2901,7 +2901,7 @@
               <w:spacing w:after="40" w:before="0"/>
               <w:jc w:val="left"/>
             </w:pPr>
-            <w:ins w:id="9032" w:author="Claude (AI) - proposed" w:date="2026-10-15T02:49:22Z">
+            <w:ins w:id="9032" w:author="Claude (AI) - proposed" w:date="2026-10-18T00:25:37Z">
               <w:r>
                 <w:rPr>
                   <w:rFonts w:ascii="Arial" w:cs="Arial" w:eastAsia="Arial" w:hAnsi="Arial"/>
@@ -2949,7 +2949,7 @@
               <w:spacing w:after="40" w:before="0"/>
               <w:jc w:val="left"/>
             </w:pPr>
-            <w:ins w:id="9033" w:author="Claude (AI) - proposed" w:date="2026-10-15T02:49:22Z">
+            <w:ins w:id="9033" w:author="Claude (AI) - proposed" w:date="2026-10-18T00:25:37Z">
               <w:r>
                 <w:rPr>
                   <w:rFonts w:ascii="Arial" w:cs="Arial" w:eastAsia="Arial" w:hAnsi="Arial"/>
@@ -2997,7 +2997,7 @@
               <w:spacing w:after="40" w:before="0"/>
               <w:jc w:val="left"/>
             </w:pPr>
-            <w:ins w:id="9034" w:author="Claude (AI) - proposed" w:date="2026-10-15T02:49:22Z">
+            <w:ins w:id="9034" w:author="Claude (AI) - proposed" w:date="2026-10-18T00:25:37Z">
               <w:r>
                 <w:rPr>
                   <w:rFonts w:ascii="Arial" w:cs="Arial" w:eastAsia="Arial" w:hAnsi="Arial"/>
@@ -3080,7 +3080,7 @@
               <w:spacing w:after="40" w:before="0"/>
               <w:jc w:val="left"/>
             </w:pPr>
-            <w:ins w:id="9035" w:author="Claude (AI) - proposed" w:date="2026-10-15T02:49:22Z">
+            <w:ins w:id="9035" w:author="Claude (AI) - proposed" w:date="2026-10-18T00:25:37Z">
               <w:r>
                 <w:rPr>
                   <w:rFonts w:ascii="Arial" w:cs="Arial" w:eastAsia="Arial" w:hAnsi="Arial"/>
@@ -3128,7 +3128,7 @@
               <w:spacing w:after="40" w:before="0"/>
               <w:jc w:val="left"/>
             </w:pPr>
-            <w:ins w:id="9036" w:author="Claude (AI) - proposed" w:date="2026-10-15T02:49:22Z">
+            <w:ins w:id="9036" w:author="Claude (AI) - proposed" w:date="2026-10-18T00:25:37Z">
               <w:r>
                 <w:rPr>
                   <w:rFonts w:ascii="Arial" w:cs="Arial" w:eastAsia="Arial" w:hAnsi="Arial"/>
@@ -3176,7 +3176,7 @@
               <w:spacing w:after="40" w:before="0"/>
               <w:jc w:val="left"/>
             </w:pPr>
-            <w:ins w:id="9037" w:author="Claude (AI) - proposed" w:date="2026-10-15T02:49:22Z">
+            <w:ins w:id="9037" w:author="Claude (AI) - proposed" w:date="2026-10-18T00:25:37Z">
               <w:r>
                 <w:rPr>
                   <w:rFonts w:ascii="Arial" w:cs="Arial" w:eastAsia="Arial" w:hAnsi="Arial"/>
@@ -3326,7 +3326,7 @@
         </w:rPr>
         <w:t xml:space="preserve">© 2026 SeaVuria and ARES. This work is licensed under a </w:t>
       </w:r>
-      <w:hyperlink w:history="1" r:id="rIdb5jgqyfig1tr1kp5oneja">
+      <w:hyperlink w:history="1" r:id="rIdyufokpmegvbgzmmatpmrh">
         <w:r>
           <w:rPr>
             <w:rFonts w:ascii="Arial" w:cs="Arial" w:eastAsia="Arial" w:hAnsi="Arial"/>
@@ -3346,7 +3346,7 @@
         </w:rPr>
         <w:t xml:space="preserve"> (</w:t>
       </w:r>
-      <w:hyperlink w:history="1" r:id="rIdvnzt4zi8urpk0jucm-zkx">
+      <w:hyperlink w:history="1" r:id="rId8ow06jkgmix4it0hk1j-o">
         <w:r>
           <w:rPr>
             <w:rFonts w:ascii="Arial" w:cs="Arial" w:eastAsia="Arial" w:hAnsi="Arial"/>
@@ -3366,7 +3366,7 @@
         </w:rPr>
         <w:t xml:space="preserve">). To view a copy of this license, visit </w:t>
       </w:r>
-      <w:hyperlink w:history="1" r:id="rIdmonty08avkkiyp_6t62lm">
+      <w:hyperlink w:history="1" r:id="rId7u8pjlyx9kj7m1sjc4ukr">
         <w:r>
           <w:rPr>
             <w:rFonts w:ascii="Arial" w:cs="Arial" w:eastAsia="Arial" w:hAnsi="Arial"/>
